--- a/docs/3-activities/instructions/09.2-activity-administrative-data.docx
+++ b/docs/3-activities/instructions/09.2-activity-administrative-data.docx
@@ -174,14 +174,28 @@
               <w:t xml:space="preserve">I would recommend you complete it using the Word version</w:t>
             </w:r>
             <w:r>
-              <w:t xml:space="preserve">, but you are still welcome to use the .qmd template: .</w:t>
+              <w:t xml:space="preserve">, but you are still welcome to use the .qmd template:</w:t>
+            </w:r>
+            <w:r>
+              <w:t xml:space="preserve"> </w:t>
+            </w:r>
+            <w:hyperlink r:id="rId12">
+              <w:r>
+                <w:rPr>
+                  <w:rStyle w:val="Hyperlink"/>
+                </w:rPr>
+                <w:t xml:space="preserve">09.2-activity-administrative-data.qmd</w:t>
+              </w:r>
+            </w:hyperlink>
+            <w:r>
+              <w:t xml:space="preserve">.</w:t>
             </w:r>
           </w:p>
           <w:p/>
         </w:tc>
       </w:tr>
     </w:tbl>
-    <w:bookmarkStart w:id="12" w:name="warm-up"/>
+    <w:bookmarkStart w:id="13" w:name="warm-up"/>
     <w:p>
       <w:pPr>
         <w:pStyle w:val="Heading2"/>
@@ -409,8 +423,8 @@
         <w:t xml:space="preserve">What kind of information can you download from CDC WONDER?</w:t>
       </w:r>
     </w:p>
-    <w:bookmarkEnd w:id="12"/>
-    <w:bookmarkStart w:id="13" w:name="investigation"/>
+    <w:bookmarkEnd w:id="13"/>
+    <w:bookmarkStart w:id="14" w:name="investigation"/>
     <w:p>
       <w:pPr>
         <w:pStyle w:val="Heading2"/>
@@ -540,8 +554,8 @@
         <w:t xml:space="preserve">To answer your research question with the data you found, what kind of observational study would you be employing? (i.e. crossover, case-control, cross-sectional, etc.).</w:t>
       </w:r>
     </w:p>
-    <w:bookmarkEnd w:id="13"/>
-    <w:bookmarkStart w:id="17" w:name="data-privacy"/>
+    <w:bookmarkEnd w:id="14"/>
+    <w:bookmarkStart w:id="18" w:name="data-privacy"/>
     <w:p>
       <w:pPr>
         <w:pStyle w:val="Heading2"/>
@@ -675,18 +689,18 @@
                 <wp:inline>
                   <wp:extent cx="152400" cy="152400"/>
                   <wp:effectExtent b="0" l="0" r="0" t="0"/>
-                  <wp:docPr descr="" title="" id="15" name="Picture"/>
+                  <wp:docPr descr="" title="" id="16" name="Picture"/>
                   <a:graphic>
                     <a:graphicData uri="http://schemas.openxmlformats.org/drawingml/2006/picture">
                       <pic:pic>
                         <pic:nvPicPr>
-                          <pic:cNvPr descr="/Applications/quarto/share/formats/docx/important.png" id="16" name="Picture"/>
+                          <pic:cNvPr descr="/Applications/quarto/share/formats/docx/important.png" id="17" name="Picture"/>
                           <pic:cNvPicPr>
                             <a:picLocks noChangeArrowheads="1" noChangeAspect="1"/>
                           </pic:cNvPicPr>
                         </pic:nvPicPr>
                         <pic:blipFill>
-                          <a:blip r:embed="rId14"/>
+                          <a:blip r:embed="rId15"/>
                           <a:stretch>
                             <a:fillRect/>
                           </a:stretch>
@@ -818,7 +832,7 @@
         <w:t xml:space="preserve">What do you think the trade-off is between making data publicly available and protecting individual’s privacy.</w:t>
       </w:r>
     </w:p>
-    <w:bookmarkEnd w:id="17"/>
+    <w:bookmarkEnd w:id="18"/>
     <w:sectPr>
       <w:footnotePr>
         <w:numRestart w:val="eachSect"/>
